--- a/docs/Markers/Aruco/Aruco_Cards.docx
+++ b/docs/Markers/Aruco/Aruco_Cards.docx
@@ -5,8 +5,12 @@
     <w:tbl>
       <w:tblPr>
         <w:tblStyle w:val="a3"/>
-        <w:tblW w:w="13887" w:type="dxa"/>
+        <w:tblW w:w="13603" w:type="dxa"/>
         <w:tblLayout w:type="fixed"/>
+        <w:tblCellMar>
+          <w:left w:w="0" w:type="dxa"/>
+          <w:right w:w="0" w:type="dxa"/>
+        </w:tblCellMar>
         <w:tblLook w:val="04A0" w:firstRow="1" w:lastRow="0" w:firstColumn="1" w:lastColumn="0" w:noHBand="0" w:noVBand="1"/>
       </w:tblPr>
       <w:tblGrid>
@@ -15,7 +19,7 @@
         <w:gridCol w:w="2268"/>
         <w:gridCol w:w="2268"/>
         <w:gridCol w:w="2268"/>
-        <w:gridCol w:w="2552"/>
+        <w:gridCol w:w="2268"/>
       </w:tblGrid>
       <w:tr>
         <w:tc>
@@ -29,10 +33,13 @@
           <w:p>
             <w:pPr>
               <w:jc w:val="center"/>
-            </w:pPr>
-            <w:r>
-              <w:rPr>
-                <w:noProof/>
+              <w:rPr>
+                <w:lang w:val="uk-UA"/>
+              </w:rPr>
+            </w:pPr>
+            <w:r>
+              <w:rPr>
+                <w:lang w:val="uk-UA"/>
               </w:rPr>
               <w:drawing>
                 <wp:inline distT="0" distB="0" distL="0" distR="0" wp14:anchorId="358A5BAC" wp14:editId="17EBB146">
@@ -96,10 +103,13 @@
           <w:p>
             <w:pPr>
               <w:jc w:val="center"/>
-            </w:pPr>
-            <w:r>
-              <w:rPr>
-                <w:noProof/>
+              <w:rPr>
+                <w:lang w:val="uk-UA"/>
+              </w:rPr>
+            </w:pPr>
+            <w:r>
+              <w:rPr>
+                <w:lang w:val="uk-UA"/>
               </w:rPr>
               <w:drawing>
                 <wp:inline distT="0" distB="0" distL="0" distR="0" wp14:anchorId="6E9F3B9B" wp14:editId="6DBEA337">
@@ -163,10 +173,13 @@
           <w:p>
             <w:pPr>
               <w:jc w:val="center"/>
-            </w:pPr>
-            <w:r>
-              <w:rPr>
-                <w:noProof/>
+              <w:rPr>
+                <w:lang w:val="uk-UA"/>
+              </w:rPr>
+            </w:pPr>
+            <w:r>
+              <w:rPr>
+                <w:lang w:val="uk-UA"/>
               </w:rPr>
               <w:drawing>
                 <wp:inline distT="0" distB="0" distL="0" distR="0" wp14:anchorId="3DC44AB7" wp14:editId="79E17A84">
@@ -230,10 +243,13 @@
           <w:p>
             <w:pPr>
               <w:jc w:val="center"/>
-            </w:pPr>
-            <w:r>
-              <w:rPr>
-                <w:noProof/>
+              <w:rPr>
+                <w:lang w:val="uk-UA"/>
+              </w:rPr>
+            </w:pPr>
+            <w:r>
+              <w:rPr>
+                <w:lang w:val="uk-UA"/>
               </w:rPr>
               <w:drawing>
                 <wp:inline distT="0" distB="0" distL="0" distR="0" wp14:anchorId="2D31595D" wp14:editId="487F95E8">
@@ -297,10 +313,13 @@
           <w:p>
             <w:pPr>
               <w:jc w:val="center"/>
-            </w:pPr>
-            <w:r>
-              <w:rPr>
-                <w:noProof/>
+              <w:rPr>
+                <w:lang w:val="uk-UA"/>
+              </w:rPr>
+            </w:pPr>
+            <w:r>
+              <w:rPr>
+                <w:lang w:val="uk-UA"/>
               </w:rPr>
               <w:drawing>
                 <wp:inline distT="0" distB="0" distL="0" distR="0" wp14:anchorId="520FF430" wp14:editId="6BCBE877">
@@ -355,17 +374,17 @@
         </w:tc>
         <w:tc>
           <w:tcPr>
-            <w:tcW w:w="2552" w:type="dxa"/>
-          </w:tcPr>
-          <w:p>
-            <w:pPr>
-              <w:rPr>
-                <w:noProof/>
-              </w:rPr>
-            </w:pPr>
-            <w:r>
-              <w:rPr>
-                <w:noProof/>
+            <w:tcW w:w="2268" w:type="dxa"/>
+          </w:tcPr>
+          <w:p>
+            <w:pPr>
+              <w:rPr>
+                <w:lang w:val="uk-UA"/>
+              </w:rPr>
+            </w:pPr>
+            <w:r>
+              <w:rPr>
+                <w:lang w:val="uk-UA"/>
               </w:rPr>
               <w:drawing>
                 <wp:inline distT="0" distB="0" distL="0" distR="0" wp14:anchorId="2FB909F9" wp14:editId="074EC67A">
@@ -428,148 +447,270 @@
               <w:right w:w="0" w:type="dxa"/>
             </w:tcMar>
           </w:tcPr>
-          <w:p/>
-        </w:tc>
-        <w:tc>
-          <w:tcPr>
-            <w:tcW w:w="2268" w:type="dxa"/>
-            <w:tcMar>
-              <w:left w:w="0" w:type="dxa"/>
-              <w:right w:w="0" w:type="dxa"/>
-            </w:tcMar>
-          </w:tcPr>
-          <w:p/>
-        </w:tc>
-        <w:tc>
-          <w:tcPr>
-            <w:tcW w:w="2268" w:type="dxa"/>
-            <w:tcMar>
-              <w:left w:w="0" w:type="dxa"/>
-              <w:right w:w="0" w:type="dxa"/>
-            </w:tcMar>
-          </w:tcPr>
-          <w:p/>
-        </w:tc>
-        <w:tc>
-          <w:tcPr>
-            <w:tcW w:w="2268" w:type="dxa"/>
-            <w:tcMar>
-              <w:left w:w="0" w:type="dxa"/>
-              <w:right w:w="0" w:type="dxa"/>
-            </w:tcMar>
-          </w:tcPr>
-          <w:p/>
-        </w:tc>
-        <w:tc>
-          <w:tcPr>
-            <w:tcW w:w="2268" w:type="dxa"/>
-            <w:tcMar>
-              <w:left w:w="0" w:type="dxa"/>
-              <w:right w:w="0" w:type="dxa"/>
-            </w:tcMar>
-          </w:tcPr>
-          <w:p>
-            <w:pPr>
-              <w:jc w:val="center"/>
-            </w:pPr>
-          </w:p>
-        </w:tc>
-        <w:tc>
-          <w:tcPr>
-            <w:tcW w:w="2552" w:type="dxa"/>
-          </w:tcPr>
-          <w:p>
-            <w:pPr>
-              <w:jc w:val="center"/>
-              <w:rPr>
-                <w:noProof/>
-              </w:rPr>
-            </w:pPr>
+          <w:p>
+            <w:pPr>
+              <w:jc w:val="center"/>
+              <w:rPr>
+                <w:lang w:val="uk-UA"/>
+              </w:rPr>
+            </w:pPr>
+            <w:r>
+              <w:rPr>
+                <w:lang w:val="uk-UA"/>
+              </w:rPr>
+              <w:t>ArUco-маркер ID=0</w:t>
+            </w:r>
+          </w:p>
+        </w:tc>
+        <w:tc>
+          <w:tcPr>
+            <w:tcW w:w="2268" w:type="dxa"/>
+            <w:tcMar>
+              <w:left w:w="0" w:type="dxa"/>
+              <w:right w:w="0" w:type="dxa"/>
+            </w:tcMar>
+          </w:tcPr>
+          <w:p>
+            <w:pPr>
+              <w:jc w:val="center"/>
+              <w:rPr>
+                <w:lang w:val="uk-UA"/>
+              </w:rPr>
+            </w:pPr>
+            <w:r>
+              <w:rPr>
+                <w:lang w:val="uk-UA"/>
+              </w:rPr>
+              <w:t>ArUco-маркер ID=</w:t>
+            </w:r>
+            <w:r>
+              <w:rPr>
+                <w:lang w:val="uk-UA"/>
+              </w:rPr>
+              <w:t>1</w:t>
+            </w:r>
+          </w:p>
+        </w:tc>
+        <w:tc>
+          <w:tcPr>
+            <w:tcW w:w="2268" w:type="dxa"/>
+            <w:tcMar>
+              <w:left w:w="0" w:type="dxa"/>
+              <w:right w:w="0" w:type="dxa"/>
+            </w:tcMar>
+          </w:tcPr>
+          <w:p>
+            <w:pPr>
+              <w:jc w:val="center"/>
+              <w:rPr>
+                <w:lang w:val="uk-UA"/>
+              </w:rPr>
+            </w:pPr>
+            <w:r>
+              <w:rPr>
+                <w:lang w:val="uk-UA"/>
+              </w:rPr>
+              <w:t>ArUco-маркер ID=</w:t>
+            </w:r>
+            <w:r>
+              <w:rPr>
+                <w:lang w:val="uk-UA"/>
+              </w:rPr>
+              <w:t>2</w:t>
+            </w:r>
+          </w:p>
+        </w:tc>
+        <w:tc>
+          <w:tcPr>
+            <w:tcW w:w="2268" w:type="dxa"/>
+            <w:tcMar>
+              <w:left w:w="0" w:type="dxa"/>
+              <w:right w:w="0" w:type="dxa"/>
+            </w:tcMar>
+          </w:tcPr>
+          <w:p>
+            <w:pPr>
+              <w:jc w:val="center"/>
+              <w:rPr>
+                <w:lang w:val="uk-UA"/>
+              </w:rPr>
+            </w:pPr>
+            <w:r>
+              <w:rPr>
+                <w:lang w:val="uk-UA"/>
+              </w:rPr>
+              <w:t>ArUco-маркер ID=</w:t>
+            </w:r>
+            <w:r>
+              <w:rPr>
+                <w:lang w:val="uk-UA"/>
+              </w:rPr>
+              <w:t>3</w:t>
+            </w:r>
+          </w:p>
+        </w:tc>
+        <w:tc>
+          <w:tcPr>
+            <w:tcW w:w="2268" w:type="dxa"/>
+            <w:tcMar>
+              <w:left w:w="0" w:type="dxa"/>
+              <w:right w:w="0" w:type="dxa"/>
+            </w:tcMar>
+          </w:tcPr>
+          <w:p>
+            <w:pPr>
+              <w:jc w:val="center"/>
+              <w:rPr>
+                <w:lang w:val="uk-UA"/>
+              </w:rPr>
+            </w:pPr>
+            <w:r>
+              <w:rPr>
+                <w:lang w:val="uk-UA"/>
+              </w:rPr>
+              <w:t>ArUco-маркер ID=</w:t>
+            </w:r>
+            <w:r>
+              <w:rPr>
+                <w:lang w:val="uk-UA"/>
+              </w:rPr>
+              <w:t>4</w:t>
+            </w:r>
+          </w:p>
+        </w:tc>
+        <w:tc>
+          <w:tcPr>
+            <w:tcW w:w="2268" w:type="dxa"/>
+          </w:tcPr>
+          <w:p>
+            <w:pPr>
+              <w:jc w:val="center"/>
+              <w:rPr>
+                <w:lang w:val="uk-UA"/>
+              </w:rPr>
+            </w:pPr>
+            <w:r>
+              <w:rPr>
+                <w:lang w:val="uk-UA"/>
+              </w:rPr>
+              <w:t>ArUco-маркер ID=</w:t>
+            </w:r>
+            <w:r>
+              <w:rPr>
+                <w:lang w:val="uk-UA"/>
+              </w:rPr>
+              <w:t>5</w:t>
+            </w:r>
           </w:p>
         </w:tc>
       </w:tr>
       <w:tr>
         <w:tc>
           <w:tcPr>
-            <w:tcW w:w="2263" w:type="dxa"/>
-            <w:tcMar>
-              <w:left w:w="0" w:type="dxa"/>
-              <w:right w:w="0" w:type="dxa"/>
-            </w:tcMar>
-          </w:tcPr>
-          <w:p>
-            <w:pPr>
-              <w:jc w:val="center"/>
-            </w:pPr>
-          </w:p>
-        </w:tc>
-        <w:tc>
-          <w:tcPr>
-            <w:tcW w:w="2268" w:type="dxa"/>
-            <w:tcMar>
-              <w:left w:w="0" w:type="dxa"/>
-              <w:right w:w="0" w:type="dxa"/>
-            </w:tcMar>
-          </w:tcPr>
-          <w:p>
-            <w:pPr>
-              <w:jc w:val="center"/>
-            </w:pPr>
-          </w:p>
-        </w:tc>
-        <w:tc>
-          <w:tcPr>
-            <w:tcW w:w="2268" w:type="dxa"/>
-            <w:tcMar>
-              <w:left w:w="0" w:type="dxa"/>
-              <w:right w:w="0" w:type="dxa"/>
-            </w:tcMar>
-          </w:tcPr>
-          <w:p>
-            <w:pPr>
-              <w:jc w:val="center"/>
-            </w:pPr>
-          </w:p>
-        </w:tc>
-        <w:tc>
-          <w:tcPr>
-            <w:tcW w:w="2268" w:type="dxa"/>
-            <w:tcMar>
-              <w:left w:w="0" w:type="dxa"/>
-              <w:right w:w="0" w:type="dxa"/>
-            </w:tcMar>
-          </w:tcPr>
-          <w:p>
-            <w:pPr>
-              <w:jc w:val="center"/>
-            </w:pPr>
-          </w:p>
-        </w:tc>
-        <w:tc>
-          <w:tcPr>
-            <w:tcW w:w="2268" w:type="dxa"/>
-            <w:tcMar>
-              <w:left w:w="0" w:type="dxa"/>
-              <w:right w:w="0" w:type="dxa"/>
-            </w:tcMar>
-          </w:tcPr>
-          <w:p>
-            <w:pPr>
-              <w:jc w:val="center"/>
-            </w:pPr>
-          </w:p>
-        </w:tc>
-        <w:tc>
-          <w:tcPr>
-            <w:tcW w:w="2552" w:type="dxa"/>
-          </w:tcPr>
-          <w:p>
-            <w:pPr>
-              <w:jc w:val="center"/>
-              <w:rPr>
-                <w:noProof/>
-              </w:rPr>
-            </w:pPr>
+            <w:tcW w:w="4531" w:type="dxa"/>
+            <w:gridSpan w:val="2"/>
+            <w:tcMar>
+              <w:left w:w="0" w:type="dxa"/>
+              <w:right w:w="0" w:type="dxa"/>
+            </w:tcMar>
+          </w:tcPr>
+          <w:p>
+            <w:pPr>
+              <w:jc w:val="center"/>
+              <w:rPr>
+                <w:lang w:val="uk-UA"/>
+              </w:rPr>
+            </w:pPr>
+            <w:r>
+              <w:rPr>
+                <w:lang w:val="uk-UA"/>
+              </w:rPr>
+              <w:t>Маркерна основа для AR-флеш-картки № 1</w:t>
+            </w:r>
+          </w:p>
+        </w:tc>
+        <w:tc>
+          <w:tcPr>
+            <w:tcW w:w="4536" w:type="dxa"/>
+            <w:gridSpan w:val="2"/>
+            <w:tcMar>
+              <w:left w:w="0" w:type="dxa"/>
+              <w:right w:w="0" w:type="dxa"/>
+            </w:tcMar>
+          </w:tcPr>
+          <w:p>
+            <w:pPr>
+              <w:jc w:val="center"/>
+              <w:rPr>
+                <w:lang w:val="uk-UA"/>
+              </w:rPr>
+            </w:pPr>
+            <w:r>
+              <w:rPr>
+                <w:lang w:val="uk-UA"/>
+              </w:rPr>
+              <w:t>Маркер</w:t>
+            </w:r>
+            <w:r>
+              <w:rPr>
+                <w:lang w:val="uk-UA"/>
+              </w:rPr>
+              <w:t xml:space="preserve">на </w:t>
+            </w:r>
+            <w:r>
+              <w:rPr>
+                <w:lang w:val="uk-UA"/>
+              </w:rPr>
+              <w:t xml:space="preserve">основа для AR-флеш-картки № </w:t>
+            </w:r>
+            <w:r>
+              <w:rPr>
+                <w:lang w:val="uk-UA"/>
+              </w:rPr>
+              <w:t>2</w:t>
+            </w:r>
+          </w:p>
+        </w:tc>
+        <w:tc>
+          <w:tcPr>
+            <w:tcW w:w="4536" w:type="dxa"/>
+            <w:gridSpan w:val="2"/>
+            <w:tcMar>
+              <w:left w:w="0" w:type="dxa"/>
+              <w:right w:w="0" w:type="dxa"/>
+            </w:tcMar>
+          </w:tcPr>
+          <w:p>
+            <w:pPr>
+              <w:jc w:val="center"/>
+              <w:rPr>
+                <w:lang w:val="uk-UA"/>
+              </w:rPr>
+            </w:pPr>
+            <w:r>
+              <w:rPr>
+                <w:lang w:val="uk-UA"/>
+              </w:rPr>
+              <w:t>Маркер</w:t>
+            </w:r>
+            <w:r>
+              <w:rPr>
+                <w:lang w:val="uk-UA"/>
+              </w:rPr>
+              <w:t xml:space="preserve">на </w:t>
+            </w:r>
+            <w:r>
+              <w:rPr>
+                <w:lang w:val="uk-UA"/>
+              </w:rPr>
+              <w:t xml:space="preserve">основа для AR-флеш-картки № </w:t>
+            </w:r>
+            <w:r>
+              <w:rPr>
+                <w:lang w:val="uk-UA"/>
+              </w:rPr>
+              <w:t>3</w:t>
+            </w:r>
           </w:p>
         </w:tc>
       </w:tr>
@@ -585,74 +726,89 @@
           <w:p>
             <w:pPr>
               <w:jc w:val="center"/>
-            </w:pPr>
-          </w:p>
-        </w:tc>
-        <w:tc>
-          <w:tcPr>
-            <w:tcW w:w="2268" w:type="dxa"/>
-            <w:tcMar>
-              <w:left w:w="0" w:type="dxa"/>
-              <w:right w:w="0" w:type="dxa"/>
-            </w:tcMar>
-          </w:tcPr>
-          <w:p>
-            <w:pPr>
-              <w:jc w:val="center"/>
-            </w:pPr>
-          </w:p>
-        </w:tc>
-        <w:tc>
-          <w:tcPr>
-            <w:tcW w:w="2268" w:type="dxa"/>
-            <w:tcMar>
-              <w:left w:w="0" w:type="dxa"/>
-              <w:right w:w="0" w:type="dxa"/>
-            </w:tcMar>
-          </w:tcPr>
-          <w:p>
-            <w:pPr>
-              <w:jc w:val="center"/>
-            </w:pPr>
-          </w:p>
-        </w:tc>
-        <w:tc>
-          <w:tcPr>
-            <w:tcW w:w="2268" w:type="dxa"/>
-            <w:tcMar>
-              <w:left w:w="0" w:type="dxa"/>
-              <w:right w:w="0" w:type="dxa"/>
-            </w:tcMar>
-          </w:tcPr>
-          <w:p>
-            <w:pPr>
-              <w:jc w:val="center"/>
-            </w:pPr>
-          </w:p>
-        </w:tc>
-        <w:tc>
-          <w:tcPr>
-            <w:tcW w:w="2268" w:type="dxa"/>
-            <w:tcMar>
-              <w:left w:w="0" w:type="dxa"/>
-              <w:right w:w="0" w:type="dxa"/>
-            </w:tcMar>
-          </w:tcPr>
-          <w:p>
-            <w:pPr>
-              <w:jc w:val="center"/>
-            </w:pPr>
-          </w:p>
-        </w:tc>
-        <w:tc>
-          <w:tcPr>
-            <w:tcW w:w="2552" w:type="dxa"/>
-          </w:tcPr>
-          <w:p>
-            <w:pPr>
-              <w:jc w:val="center"/>
-              <w:rPr>
-                <w:noProof/>
+              <w:rPr>
+                <w:lang w:val="uk-UA"/>
+              </w:rPr>
+            </w:pPr>
+          </w:p>
+        </w:tc>
+        <w:tc>
+          <w:tcPr>
+            <w:tcW w:w="2268" w:type="dxa"/>
+            <w:tcMar>
+              <w:left w:w="0" w:type="dxa"/>
+              <w:right w:w="0" w:type="dxa"/>
+            </w:tcMar>
+          </w:tcPr>
+          <w:p>
+            <w:pPr>
+              <w:jc w:val="center"/>
+              <w:rPr>
+                <w:lang w:val="uk-UA"/>
+              </w:rPr>
+            </w:pPr>
+          </w:p>
+        </w:tc>
+        <w:tc>
+          <w:tcPr>
+            <w:tcW w:w="2268" w:type="dxa"/>
+            <w:tcMar>
+              <w:left w:w="0" w:type="dxa"/>
+              <w:right w:w="0" w:type="dxa"/>
+            </w:tcMar>
+          </w:tcPr>
+          <w:p>
+            <w:pPr>
+              <w:jc w:val="center"/>
+              <w:rPr>
+                <w:lang w:val="uk-UA"/>
+              </w:rPr>
+            </w:pPr>
+          </w:p>
+        </w:tc>
+        <w:tc>
+          <w:tcPr>
+            <w:tcW w:w="2268" w:type="dxa"/>
+            <w:tcMar>
+              <w:left w:w="0" w:type="dxa"/>
+              <w:right w:w="0" w:type="dxa"/>
+            </w:tcMar>
+          </w:tcPr>
+          <w:p>
+            <w:pPr>
+              <w:jc w:val="center"/>
+              <w:rPr>
+                <w:lang w:val="uk-UA"/>
+              </w:rPr>
+            </w:pPr>
+          </w:p>
+        </w:tc>
+        <w:tc>
+          <w:tcPr>
+            <w:tcW w:w="2268" w:type="dxa"/>
+            <w:tcMar>
+              <w:left w:w="0" w:type="dxa"/>
+              <w:right w:w="0" w:type="dxa"/>
+            </w:tcMar>
+          </w:tcPr>
+          <w:p>
+            <w:pPr>
+              <w:jc w:val="center"/>
+              <w:rPr>
+                <w:lang w:val="uk-UA"/>
+              </w:rPr>
+            </w:pPr>
+          </w:p>
+        </w:tc>
+        <w:tc>
+          <w:tcPr>
+            <w:tcW w:w="2268" w:type="dxa"/>
+          </w:tcPr>
+          <w:p>
+            <w:pPr>
+              <w:jc w:val="center"/>
+              <w:rPr>
+                <w:lang w:val="uk-UA"/>
               </w:rPr>
             </w:pPr>
           </w:p>
@@ -670,74 +826,89 @@
           <w:p>
             <w:pPr>
               <w:jc w:val="center"/>
-            </w:pPr>
-          </w:p>
-        </w:tc>
-        <w:tc>
-          <w:tcPr>
-            <w:tcW w:w="2268" w:type="dxa"/>
-            <w:tcMar>
-              <w:left w:w="0" w:type="dxa"/>
-              <w:right w:w="0" w:type="dxa"/>
-            </w:tcMar>
-          </w:tcPr>
-          <w:p>
-            <w:pPr>
-              <w:jc w:val="center"/>
-            </w:pPr>
-          </w:p>
-        </w:tc>
-        <w:tc>
-          <w:tcPr>
-            <w:tcW w:w="2268" w:type="dxa"/>
-            <w:tcMar>
-              <w:left w:w="0" w:type="dxa"/>
-              <w:right w:w="0" w:type="dxa"/>
-            </w:tcMar>
-          </w:tcPr>
-          <w:p>
-            <w:pPr>
-              <w:jc w:val="center"/>
-            </w:pPr>
-          </w:p>
-        </w:tc>
-        <w:tc>
-          <w:tcPr>
-            <w:tcW w:w="2268" w:type="dxa"/>
-            <w:tcMar>
-              <w:left w:w="0" w:type="dxa"/>
-              <w:right w:w="0" w:type="dxa"/>
-            </w:tcMar>
-          </w:tcPr>
-          <w:p>
-            <w:pPr>
-              <w:jc w:val="center"/>
-            </w:pPr>
-          </w:p>
-        </w:tc>
-        <w:tc>
-          <w:tcPr>
-            <w:tcW w:w="2268" w:type="dxa"/>
-            <w:tcMar>
-              <w:left w:w="0" w:type="dxa"/>
-              <w:right w:w="0" w:type="dxa"/>
-            </w:tcMar>
-          </w:tcPr>
-          <w:p>
-            <w:pPr>
-              <w:jc w:val="center"/>
-            </w:pPr>
-          </w:p>
-        </w:tc>
-        <w:tc>
-          <w:tcPr>
-            <w:tcW w:w="2552" w:type="dxa"/>
-          </w:tcPr>
-          <w:p>
-            <w:pPr>
-              <w:jc w:val="center"/>
-              <w:rPr>
-                <w:noProof/>
+              <w:rPr>
+                <w:lang w:val="uk-UA"/>
+              </w:rPr>
+            </w:pPr>
+          </w:p>
+        </w:tc>
+        <w:tc>
+          <w:tcPr>
+            <w:tcW w:w="2268" w:type="dxa"/>
+            <w:tcMar>
+              <w:left w:w="0" w:type="dxa"/>
+              <w:right w:w="0" w:type="dxa"/>
+            </w:tcMar>
+          </w:tcPr>
+          <w:p>
+            <w:pPr>
+              <w:jc w:val="center"/>
+              <w:rPr>
+                <w:lang w:val="uk-UA"/>
+              </w:rPr>
+            </w:pPr>
+          </w:p>
+        </w:tc>
+        <w:tc>
+          <w:tcPr>
+            <w:tcW w:w="2268" w:type="dxa"/>
+            <w:tcMar>
+              <w:left w:w="0" w:type="dxa"/>
+              <w:right w:w="0" w:type="dxa"/>
+            </w:tcMar>
+          </w:tcPr>
+          <w:p>
+            <w:pPr>
+              <w:jc w:val="center"/>
+              <w:rPr>
+                <w:lang w:val="uk-UA"/>
+              </w:rPr>
+            </w:pPr>
+          </w:p>
+        </w:tc>
+        <w:tc>
+          <w:tcPr>
+            <w:tcW w:w="2268" w:type="dxa"/>
+            <w:tcMar>
+              <w:left w:w="0" w:type="dxa"/>
+              <w:right w:w="0" w:type="dxa"/>
+            </w:tcMar>
+          </w:tcPr>
+          <w:p>
+            <w:pPr>
+              <w:jc w:val="center"/>
+              <w:rPr>
+                <w:lang w:val="uk-UA"/>
+              </w:rPr>
+            </w:pPr>
+          </w:p>
+        </w:tc>
+        <w:tc>
+          <w:tcPr>
+            <w:tcW w:w="2268" w:type="dxa"/>
+            <w:tcMar>
+              <w:left w:w="0" w:type="dxa"/>
+              <w:right w:w="0" w:type="dxa"/>
+            </w:tcMar>
+          </w:tcPr>
+          <w:p>
+            <w:pPr>
+              <w:jc w:val="center"/>
+              <w:rPr>
+                <w:lang w:val="uk-UA"/>
+              </w:rPr>
+            </w:pPr>
+          </w:p>
+        </w:tc>
+        <w:tc>
+          <w:tcPr>
+            <w:tcW w:w="2268" w:type="dxa"/>
+          </w:tcPr>
+          <w:p>
+            <w:pPr>
+              <w:jc w:val="center"/>
+              <w:rPr>
+                <w:lang w:val="uk-UA"/>
               </w:rPr>
             </w:pPr>
           </w:p>
@@ -878,6 +1049,7 @@
     <w:lsdException w:name="HTML Sample" w:semiHidden="1" w:unhideWhenUsed="1"/>
     <w:lsdException w:name="HTML Typewriter" w:semiHidden="1" w:unhideWhenUsed="1"/>
     <w:lsdException w:name="HTML Variable" w:semiHidden="1" w:unhideWhenUsed="1"/>
+    <w:lsdException w:name="Normal Table" w:semiHidden="1" w:unhideWhenUsed="1"/>
     <w:lsdException w:name="annotation subject" w:semiHidden="1" w:unhideWhenUsed="1"/>
     <w:lsdException w:name="No List" w:semiHidden="1" w:unhideWhenUsed="1"/>
     <w:lsdException w:name="Outline List 1" w:semiHidden="1" w:unhideWhenUsed="1"/>
@@ -920,8 +1092,11 @@
     <w:lsdException w:name="Table Contemporary" w:semiHidden="1" w:unhideWhenUsed="1"/>
     <w:lsdException w:name="Table Elegant" w:semiHidden="1" w:unhideWhenUsed="1"/>
     <w:lsdException w:name="Table Professional" w:semiHidden="1" w:unhideWhenUsed="1"/>
+    <w:lsdException w:name="Table Subtle 1" w:semiHidden="1" w:unhideWhenUsed="1"/>
     <w:lsdException w:name="Table Subtle 2" w:semiHidden="1" w:unhideWhenUsed="1"/>
     <w:lsdException w:name="Table Web 1" w:semiHidden="1" w:unhideWhenUsed="1"/>
+    <w:lsdException w:name="Table Web 2" w:semiHidden="1" w:unhideWhenUsed="1"/>
+    <w:lsdException w:name="Table Web 3" w:semiHidden="1" w:unhideWhenUsed="1"/>
     <w:lsdException w:name="Balloon Text" w:semiHidden="1" w:unhideWhenUsed="1"/>
     <w:lsdException w:name="Table Grid" w:uiPriority="39"/>
     <w:lsdException w:name="Table Theme" w:semiHidden="1" w:unhideWhenUsed="1"/>
